--- a/шаблони/комплекти/Котлове забезпечення/Шаблон_Рапорт про зняття з котлового забезпечення (груповий, з продатестатами).docx
+++ b/шаблони/комплекти/Котлове забезпечення/Шаблон_Рапорт про зняття з котлового забезпечення (груповий, з продатестатами).docx
@@ -156,18 +156,18 @@
         <w:t xml:space="preserve">{{#особи}}</w:t>
       </w:r>
     </w:p>
-    <w:pPr>
-      <w:spacing w:after="0" w:line="240" w:lineRule="auto"/>
-      <w:ind w:firstLine="720"/>
-      <w:jc w:val="both"/>
-      <w:rPr>
-        <w:rFonts w:ascii="Times New Roman" w:hAnsi="Times New Roman" w:eastAsia="Times New Roman" w:cs="Times New Roman"/>
-        <w:sz w:val="28"/>
-        <w:szCs w:val="28"/>
-        <w:lang w:val="uk-UA" w:eastAsia="ru-RU"/>
-      </w:rPr>
-    </w:pPr>
-    <w:p>
+    <w:p>
+      <w:pPr>
+        <w:spacing w:after="0" w:line="240" w:lineRule="auto"/>
+        <w:ind w:firstLine="720"/>
+        <w:jc w:val="both"/>
+        <w:rPr>
+          <w:rFonts w:ascii="Times New Roman" w:hAnsi="Times New Roman" w:eastAsia="Times New Roman" w:cs="Times New Roman"/>
+          <w:sz w:val="28"/>
+          <w:szCs w:val="28"/>
+          <w:lang w:val="uk-UA" w:eastAsia="ru-RU"/>
+        </w:rPr>
+      </w:pPr>
       <w:r>
         <w:rPr>
           <w:rFonts w:ascii="Times New Roman" w:hAnsi="Times New Roman" w:eastAsia="Times New Roman" w:cs="Times New Roman"/>
